--- a/FY_FILE_5.docx
+++ b/FY_FILE_5.docx
@@ -1,6 +1,6 @@
 
 <file path=word/document.xml><?xml version="1.0" encoding="utf-8"?>
-<w:document xmlns:wpc="http://schemas.microsoft.com/office/word/2010/wordprocessingCanvas" xmlns:cx="http://schemas.microsoft.com/office/drawing/2014/chartex" xmlns:cx1="http://schemas.microsoft.com/office/drawing/2015/9/8/chartex" xmlns:mc="http://schemas.openxmlformats.org/markup-compatibility/2006" xmlns:o="urn:schemas-microsoft-com:office:office" xmlns:r="http://schemas.openxmlformats.org/officeDocument/2006/relationships" xmlns:m="http://schemas.openxmlformats.org/officeDocument/2006/math" xmlns:v="urn:schemas-microsoft-com:vml" xmlns:wp14="http://schemas.microsoft.com/office/word/2010/wordprocessingDrawing" xmlns:wp="http://schemas.openxmlformats.org/drawingml/2006/wordprocessingDrawing" xmlns:w10="urn:schemas-microsoft-com:office:word" xmlns:w="http://schemas.openxmlformats.org/wordprocessingml/2006/main" xmlns:w14="http://schemas.microsoft.com/office/word/2010/wordml" xmlns:w15="http://schemas.microsoft.com/office/word/2012/wordml" xmlns:w16se="http://schemas.microsoft.com/office/word/2015/wordml/symex" xmlns:wpg="http://schemas.microsoft.com/office/word/2010/wordprocessingGroup" xmlns:wpi="http://schemas.microsoft.com/office/word/2010/wordprocessingInk" xmlns:wne="http://schemas.microsoft.com/office/word/2006/wordml" xmlns:wps="http://schemas.microsoft.com/office/word/2010/wordprocessingShape" mc:Ignorable="w14 w15 w16se wp14">
+<w:document xmlns:wpc="http://schemas.microsoft.com/office/word/2010/wordprocessingCanvas" xmlns:cx="http://schemas.microsoft.com/office/drawing/2014/chartex" xmlns:cx1="http://schemas.microsoft.com/office/drawing/2015/9/8/chartex" xmlns:cx2="http://schemas.microsoft.com/office/drawing/2015/10/21/chartex" xmlns:cx3="http://schemas.microsoft.com/office/drawing/2016/5/9/chartex" xmlns:cx4="http://schemas.microsoft.com/office/drawing/2016/5/10/chartex" xmlns:cx5="http://schemas.microsoft.com/office/drawing/2016/5/11/chartex" xmlns:cx6="http://schemas.microsoft.com/office/drawing/2016/5/12/chartex" xmlns:cx7="http://schemas.microsoft.com/office/drawing/2016/5/13/chartex" xmlns:cx8="http://schemas.microsoft.com/office/drawing/2016/5/14/chartex" xmlns:mc="http://schemas.openxmlformats.org/markup-compatibility/2006" xmlns:aink="http://schemas.microsoft.com/office/drawing/2016/ink" xmlns:am3d="http://schemas.microsoft.com/office/drawing/2017/model3d" xmlns:o="urn:schemas-microsoft-com:office:office" xmlns:oel="http://schemas.microsoft.com/office/2019/extlst" xmlns:r="http://schemas.openxmlformats.org/officeDocument/2006/relationships" xmlns:m="http://schemas.openxmlformats.org/officeDocument/2006/math" xmlns:v="urn:schemas-microsoft-com:vml" xmlns:wp14="http://schemas.microsoft.com/office/word/2010/wordprocessingDrawing" xmlns:wp="http://schemas.openxmlformats.org/drawingml/2006/wordprocessingDrawing" xmlns:w10="urn:schemas-microsoft-com:office:word" xmlns:w="http://schemas.openxmlformats.org/wordprocessingml/2006/main" xmlns:w14="http://schemas.microsoft.com/office/word/2010/wordml" xmlns:w15="http://schemas.microsoft.com/office/word/2012/wordml" xmlns:w16cex="http://schemas.microsoft.com/office/word/2018/wordml/cex" xmlns:w16cid="http://schemas.microsoft.com/office/word/2016/wordml/cid" xmlns:w16="http://schemas.microsoft.com/office/word/2018/wordml" xmlns:w16du="http://schemas.microsoft.com/office/word/2023/wordml/word16du" xmlns:w16sdtdh="http://schemas.microsoft.com/office/word/2020/wordml/sdtdatahash" xmlns:w16se="http://schemas.microsoft.com/office/word/2015/wordml/symex" xmlns:wpg="http://schemas.microsoft.com/office/word/2010/wordprocessingGroup" xmlns:wpi="http://schemas.microsoft.com/office/word/2010/wordprocessingInk" xmlns:wne="http://schemas.microsoft.com/office/word/2006/wordml" xmlns:wps="http://schemas.microsoft.com/office/word/2010/wordprocessingShape" mc:Ignorable="w14 w15 w16se w16cid w16 w16cex w16sdtdh w16du wp14">
   <w:body>
     <w:p>
       <w:pPr>
@@ -783,6 +783,13 @@
         <w:t>2.1.2 Interfaces</w:t>
       </w:r>
       <w:bookmarkEnd w:id="3"/>
+      <w:r>
+        <w:rPr>
+          <w:rFonts w:ascii="Times New Roman" w:hAnsi="Times New Roman" w:cs="Times New Roman"/>
+          <w:sz w:val="24"/>
+        </w:rPr>
+        <w:t xml:space="preserve">   </w:t>
+      </w:r>
     </w:p>
     <w:p>
       <w:pPr>
@@ -883,8 +890,8 @@
         </w:rPr>
         <w:t xml:space="preserve">This is a description of how the system will interact with its users.  Is there a GUI, a command line or some other type of interface?  Are there special interface requirements?  If you are designing for the general student population for instance, what is the impact of </w:t>
       </w:r>
-      <w:smartTag w:uri="urn:schemas-microsoft-com:office:smarttags" w:element="place">
-        <w:smartTag w:uri="urn:schemas-microsoft-com:office:smarttags" w:element="City">
+      <w:smartTag w:uri="urn:schemas-microsoft-com:office:smarttags" w:element="City">
+        <w:smartTag w:uri="urn:schemas-microsoft-com:office:smarttags" w:element="place">
           <w:r>
             <w:rPr>
               <w:rFonts w:ascii="Times New Roman" w:hAnsi="Times New Roman"/>
@@ -3057,7 +3064,7 @@
           <w:sz w:val="20"/>
           <w:szCs w:val="20"/>
         </w:rPr>
-        <w:t xml:space="preserve">Place Your Primary Actor(S) In The Top-Left Corner </w:t>
+        <w:t xml:space="preserve">Place Your Primary Actor(S) In </w:t>
       </w:r>
       <w:proofErr w:type="gramStart"/>
       <w:r>
@@ -3066,7 +3073,7 @@
           <w:sz w:val="20"/>
           <w:szCs w:val="20"/>
         </w:rPr>
-        <w:t>Of</w:t>
+        <w:t>The</w:t>
       </w:r>
       <w:proofErr w:type="gramEnd"/>
       <w:r>
@@ -3075,7 +3082,7 @@
           <w:sz w:val="20"/>
           <w:szCs w:val="20"/>
         </w:rPr>
-        <w:t xml:space="preserve"> The Diagram </w:t>
+        <w:t xml:space="preserve"> Top-Left Corner Of The Diagram </w:t>
       </w:r>
     </w:p>
     <w:p>
@@ -5262,8 +5269,6 @@
         </w:rPr>
         <w:t xml:space="preserve">Listings of the developed computer software should be given in an appendix. However, if the code is longer than 300 lines the listing should be given in a separate CD following proper indentation and comments. </w:t>
       </w:r>
-      <w:bookmarkStart w:id="14" w:name="_GoBack"/>
-      <w:bookmarkEnd w:id="14"/>
     </w:p>
     <w:sectPr>
       <w:footerReference w:type="default" r:id="rId8"/>
@@ -5279,7 +5284,7 @@
 </file>
 
 <file path=word/endnotes.xml><?xml version="1.0" encoding="utf-8"?>
-<w:endnotes xmlns:wpc="http://schemas.microsoft.com/office/word/2010/wordprocessingCanvas" xmlns:cx="http://schemas.microsoft.com/office/drawing/2014/chartex" xmlns:cx1="http://schemas.microsoft.com/office/drawing/2015/9/8/chartex" xmlns:mc="http://schemas.openxmlformats.org/markup-compatibility/2006" xmlns:o="urn:schemas-microsoft-com:office:office" xmlns:r="http://schemas.openxmlformats.org/officeDocument/2006/relationships" xmlns:m="http://schemas.openxmlformats.org/officeDocument/2006/math" xmlns:v="urn:schemas-microsoft-com:vml" xmlns:wp14="http://schemas.microsoft.com/office/word/2010/wordprocessingDrawing" xmlns:wp="http://schemas.openxmlformats.org/drawingml/2006/wordprocessingDrawing" xmlns:w10="urn:schemas-microsoft-com:office:word" xmlns:w="http://schemas.openxmlformats.org/wordprocessingml/2006/main" xmlns:w14="http://schemas.microsoft.com/office/word/2010/wordml" xmlns:w15="http://schemas.microsoft.com/office/word/2012/wordml" xmlns:w16se="http://schemas.microsoft.com/office/word/2015/wordml/symex" xmlns:wpg="http://schemas.microsoft.com/office/word/2010/wordprocessingGroup" xmlns:wpi="http://schemas.microsoft.com/office/word/2010/wordprocessingInk" xmlns:wne="http://schemas.microsoft.com/office/word/2006/wordml" xmlns:wps="http://schemas.microsoft.com/office/word/2010/wordprocessingShape" mc:Ignorable="w14 w15 w16se wp14">
+<w:endnotes xmlns:wpc="http://schemas.microsoft.com/office/word/2010/wordprocessingCanvas" xmlns:cx="http://schemas.microsoft.com/office/drawing/2014/chartex" xmlns:cx1="http://schemas.microsoft.com/office/drawing/2015/9/8/chartex" xmlns:cx2="http://schemas.microsoft.com/office/drawing/2015/10/21/chartex" xmlns:cx3="http://schemas.microsoft.com/office/drawing/2016/5/9/chartex" xmlns:cx4="http://schemas.microsoft.com/office/drawing/2016/5/10/chartex" xmlns:cx5="http://schemas.microsoft.com/office/drawing/2016/5/11/chartex" xmlns:cx6="http://schemas.microsoft.com/office/drawing/2016/5/12/chartex" xmlns:cx7="http://schemas.microsoft.com/office/drawing/2016/5/13/chartex" xmlns:cx8="http://schemas.microsoft.com/office/drawing/2016/5/14/chartex" xmlns:mc="http://schemas.openxmlformats.org/markup-compatibility/2006" xmlns:aink="http://schemas.microsoft.com/office/drawing/2016/ink" xmlns:am3d="http://schemas.microsoft.com/office/drawing/2017/model3d" xmlns:o="urn:schemas-microsoft-com:office:office" xmlns:oel="http://schemas.microsoft.com/office/2019/extlst" xmlns:r="http://schemas.openxmlformats.org/officeDocument/2006/relationships" xmlns:m="http://schemas.openxmlformats.org/officeDocument/2006/math" xmlns:v="urn:schemas-microsoft-com:vml" xmlns:wp14="http://schemas.microsoft.com/office/word/2010/wordprocessingDrawing" xmlns:wp="http://schemas.openxmlformats.org/drawingml/2006/wordprocessingDrawing" xmlns:w10="urn:schemas-microsoft-com:office:word" xmlns:w="http://schemas.openxmlformats.org/wordprocessingml/2006/main" xmlns:w14="http://schemas.microsoft.com/office/word/2010/wordml" xmlns:w15="http://schemas.microsoft.com/office/word/2012/wordml" xmlns:w16cex="http://schemas.microsoft.com/office/word/2018/wordml/cex" xmlns:w16cid="http://schemas.microsoft.com/office/word/2016/wordml/cid" xmlns:w16="http://schemas.microsoft.com/office/word/2018/wordml" xmlns:w16du="http://schemas.microsoft.com/office/word/2023/wordml/word16du" xmlns:w16sdtdh="http://schemas.microsoft.com/office/word/2020/wordml/sdtdatahash" xmlns:w16se="http://schemas.microsoft.com/office/word/2015/wordml/symex" xmlns:wpg="http://schemas.microsoft.com/office/word/2010/wordprocessingGroup" xmlns:wpi="http://schemas.microsoft.com/office/word/2010/wordprocessingInk" xmlns:wne="http://schemas.microsoft.com/office/word/2006/wordml" xmlns:wps="http://schemas.microsoft.com/office/word/2010/wordprocessingShape" mc:Ignorable="w14 w15 w16se w16cid w16 w16cex w16sdtdh w16du wp14">
   <w:endnote w:type="separator" w:id="-1">
     <w:p>
       <w:pPr>
@@ -5304,7 +5309,7 @@
 </file>
 
 <file path=word/footer1.xml><?xml version="1.0" encoding="utf-8"?>
-<w:ftr xmlns:wpc="http://schemas.microsoft.com/office/word/2010/wordprocessingCanvas" xmlns:cx="http://schemas.microsoft.com/office/drawing/2014/chartex" xmlns:cx1="http://schemas.microsoft.com/office/drawing/2015/9/8/chartex" xmlns:mc="http://schemas.openxmlformats.org/markup-compatibility/2006" xmlns:o="urn:schemas-microsoft-com:office:office" xmlns:r="http://schemas.openxmlformats.org/officeDocument/2006/relationships" xmlns:m="http://schemas.openxmlformats.org/officeDocument/2006/math" xmlns:v="urn:schemas-microsoft-com:vml" xmlns:wp14="http://schemas.microsoft.com/office/word/2010/wordprocessingDrawing" xmlns:wp="http://schemas.openxmlformats.org/drawingml/2006/wordprocessingDrawing" xmlns:w10="urn:schemas-microsoft-com:office:word" xmlns:w="http://schemas.openxmlformats.org/wordprocessingml/2006/main" xmlns:w14="http://schemas.microsoft.com/office/word/2010/wordml" xmlns:w15="http://schemas.microsoft.com/office/word/2012/wordml" xmlns:w16se="http://schemas.microsoft.com/office/word/2015/wordml/symex" xmlns:wpg="http://schemas.microsoft.com/office/word/2010/wordprocessingGroup" xmlns:wpi="http://schemas.microsoft.com/office/word/2010/wordprocessingInk" xmlns:wne="http://schemas.microsoft.com/office/word/2006/wordml" xmlns:wps="http://schemas.microsoft.com/office/word/2010/wordprocessingShape" mc:Ignorable="w14 w15 w16se wp14">
+<w:ftr xmlns:wpc="http://schemas.microsoft.com/office/word/2010/wordprocessingCanvas" xmlns:cx="http://schemas.microsoft.com/office/drawing/2014/chartex" xmlns:cx1="http://schemas.microsoft.com/office/drawing/2015/9/8/chartex" xmlns:cx2="http://schemas.microsoft.com/office/drawing/2015/10/21/chartex" xmlns:cx3="http://schemas.microsoft.com/office/drawing/2016/5/9/chartex" xmlns:cx4="http://schemas.microsoft.com/office/drawing/2016/5/10/chartex" xmlns:cx5="http://schemas.microsoft.com/office/drawing/2016/5/11/chartex" xmlns:cx6="http://schemas.microsoft.com/office/drawing/2016/5/12/chartex" xmlns:cx7="http://schemas.microsoft.com/office/drawing/2016/5/13/chartex" xmlns:cx8="http://schemas.microsoft.com/office/drawing/2016/5/14/chartex" xmlns:mc="http://schemas.openxmlformats.org/markup-compatibility/2006" xmlns:aink="http://schemas.microsoft.com/office/drawing/2016/ink" xmlns:am3d="http://schemas.microsoft.com/office/drawing/2017/model3d" xmlns:o="urn:schemas-microsoft-com:office:office" xmlns:oel="http://schemas.microsoft.com/office/2019/extlst" xmlns:r="http://schemas.openxmlformats.org/officeDocument/2006/relationships" xmlns:m="http://schemas.openxmlformats.org/officeDocument/2006/math" xmlns:v="urn:schemas-microsoft-com:vml" xmlns:wp14="http://schemas.microsoft.com/office/word/2010/wordprocessingDrawing" xmlns:wp="http://schemas.openxmlformats.org/drawingml/2006/wordprocessingDrawing" xmlns:w10="urn:schemas-microsoft-com:office:word" xmlns:w="http://schemas.openxmlformats.org/wordprocessingml/2006/main" xmlns:w14="http://schemas.microsoft.com/office/word/2010/wordml" xmlns:w15="http://schemas.microsoft.com/office/word/2012/wordml" xmlns:w16cex="http://schemas.microsoft.com/office/word/2018/wordml/cex" xmlns:w16cid="http://schemas.microsoft.com/office/word/2016/wordml/cid" xmlns:w16="http://schemas.microsoft.com/office/word/2018/wordml" xmlns:w16du="http://schemas.microsoft.com/office/word/2023/wordml/word16du" xmlns:w16sdtdh="http://schemas.microsoft.com/office/word/2020/wordml/sdtdatahash" xmlns:w16se="http://schemas.microsoft.com/office/word/2015/wordml/symex" xmlns:wpg="http://schemas.microsoft.com/office/word/2010/wordprocessingGroup" xmlns:wpi="http://schemas.microsoft.com/office/word/2010/wordprocessingInk" xmlns:wne="http://schemas.microsoft.com/office/word/2006/wordml" xmlns:wps="http://schemas.microsoft.com/office/word/2010/wordprocessingShape" mc:Ignorable="w14 w15 w16se w16cid w16 w16cex w16sdtdh w16du wp14">
   <w:sdt>
     <w:sdtPr>
       <w:id w:val="1692640948"/>
@@ -5357,7 +5362,7 @@
 </file>
 
 <file path=word/footnotes.xml><?xml version="1.0" encoding="utf-8"?>
-<w:footnotes xmlns:wpc="http://schemas.microsoft.com/office/word/2010/wordprocessingCanvas" xmlns:cx="http://schemas.microsoft.com/office/drawing/2014/chartex" xmlns:cx1="http://schemas.microsoft.com/office/drawing/2015/9/8/chartex" xmlns:mc="http://schemas.openxmlformats.org/markup-compatibility/2006" xmlns:o="urn:schemas-microsoft-com:office:office" xmlns:r="http://schemas.openxmlformats.org/officeDocument/2006/relationships" xmlns:m="http://schemas.openxmlformats.org/officeDocument/2006/math" xmlns:v="urn:schemas-microsoft-com:vml" xmlns:wp14="http://schemas.microsoft.com/office/word/2010/wordprocessingDrawing" xmlns:wp="http://schemas.openxmlformats.org/drawingml/2006/wordprocessingDrawing" xmlns:w10="urn:schemas-microsoft-com:office:word" xmlns:w="http://schemas.openxmlformats.org/wordprocessingml/2006/main" xmlns:w14="http://schemas.microsoft.com/office/word/2010/wordml" xmlns:w15="http://schemas.microsoft.com/office/word/2012/wordml" xmlns:w16se="http://schemas.microsoft.com/office/word/2015/wordml/symex" xmlns:wpg="http://schemas.microsoft.com/office/word/2010/wordprocessingGroup" xmlns:wpi="http://schemas.microsoft.com/office/word/2010/wordprocessingInk" xmlns:wne="http://schemas.microsoft.com/office/word/2006/wordml" xmlns:wps="http://schemas.microsoft.com/office/word/2010/wordprocessingShape" mc:Ignorable="w14 w15 w16se wp14">
+<w:footnotes xmlns:wpc="http://schemas.microsoft.com/office/word/2010/wordprocessingCanvas" xmlns:cx="http://schemas.microsoft.com/office/drawing/2014/chartex" xmlns:cx1="http://schemas.microsoft.com/office/drawing/2015/9/8/chartex" xmlns:cx2="http://schemas.microsoft.com/office/drawing/2015/10/21/chartex" xmlns:cx3="http://schemas.microsoft.com/office/drawing/2016/5/9/chartex" xmlns:cx4="http://schemas.microsoft.com/office/drawing/2016/5/10/chartex" xmlns:cx5="http://schemas.microsoft.com/office/drawing/2016/5/11/chartex" xmlns:cx6="http://schemas.microsoft.com/office/drawing/2016/5/12/chartex" xmlns:cx7="http://schemas.microsoft.com/office/drawing/2016/5/13/chartex" xmlns:cx8="http://schemas.microsoft.com/office/drawing/2016/5/14/chartex" xmlns:mc="http://schemas.openxmlformats.org/markup-compatibility/2006" xmlns:aink="http://schemas.microsoft.com/office/drawing/2016/ink" xmlns:am3d="http://schemas.microsoft.com/office/drawing/2017/model3d" xmlns:o="urn:schemas-microsoft-com:office:office" xmlns:oel="http://schemas.microsoft.com/office/2019/extlst" xmlns:r="http://schemas.openxmlformats.org/officeDocument/2006/relationships" xmlns:m="http://schemas.openxmlformats.org/officeDocument/2006/math" xmlns:v="urn:schemas-microsoft-com:vml" xmlns:wp14="http://schemas.microsoft.com/office/word/2010/wordprocessingDrawing" xmlns:wp="http://schemas.openxmlformats.org/drawingml/2006/wordprocessingDrawing" xmlns:w10="urn:schemas-microsoft-com:office:word" xmlns:w="http://schemas.openxmlformats.org/wordprocessingml/2006/main" xmlns:w14="http://schemas.microsoft.com/office/word/2010/wordml" xmlns:w15="http://schemas.microsoft.com/office/word/2012/wordml" xmlns:w16cex="http://schemas.microsoft.com/office/word/2018/wordml/cex" xmlns:w16cid="http://schemas.microsoft.com/office/word/2016/wordml/cid" xmlns:w16="http://schemas.microsoft.com/office/word/2018/wordml" xmlns:w16du="http://schemas.microsoft.com/office/word/2023/wordml/word16du" xmlns:w16sdtdh="http://schemas.microsoft.com/office/word/2020/wordml/sdtdatahash" xmlns:w16se="http://schemas.microsoft.com/office/word/2015/wordml/symex" xmlns:wpg="http://schemas.microsoft.com/office/word/2010/wordprocessingGroup" xmlns:wpi="http://schemas.microsoft.com/office/word/2010/wordprocessingInk" xmlns:wne="http://schemas.microsoft.com/office/word/2006/wordml" xmlns:wps="http://schemas.microsoft.com/office/word/2010/wordprocessingShape" mc:Ignorable="w14 w15 w16se w16cid w16 w16cex w16sdtdh w16du wp14">
   <w:footnote w:type="separator" w:id="-1">
     <w:p>
       <w:pPr>
@@ -5382,7 +5387,7 @@
 </file>
 
 <file path=word/numbering.xml><?xml version="1.0" encoding="utf-8"?>
-<w:numbering xmlns:wpc="http://schemas.microsoft.com/office/word/2010/wordprocessingCanvas" xmlns:cx="http://schemas.microsoft.com/office/drawing/2014/chartex" xmlns:cx1="http://schemas.microsoft.com/office/drawing/2015/9/8/chartex" xmlns:mc="http://schemas.openxmlformats.org/markup-compatibility/2006" xmlns:o="urn:schemas-microsoft-com:office:office" xmlns:r="http://schemas.openxmlformats.org/officeDocument/2006/relationships" xmlns:m="http://schemas.openxmlformats.org/officeDocument/2006/math" xmlns:v="urn:schemas-microsoft-com:vml" xmlns:wp14="http://schemas.microsoft.com/office/word/2010/wordprocessingDrawing" xmlns:wp="http://schemas.openxmlformats.org/drawingml/2006/wordprocessingDrawing" xmlns:w10="urn:schemas-microsoft-com:office:word" xmlns:w="http://schemas.openxmlformats.org/wordprocessingml/2006/main" xmlns:w14="http://schemas.microsoft.com/office/word/2010/wordml" xmlns:w15="http://schemas.microsoft.com/office/word/2012/wordml" xmlns:w16se="http://schemas.microsoft.com/office/word/2015/wordml/symex" xmlns:wpg="http://schemas.microsoft.com/office/word/2010/wordprocessingGroup" xmlns:wpi="http://schemas.microsoft.com/office/word/2010/wordprocessingInk" xmlns:wne="http://schemas.microsoft.com/office/word/2006/wordml" xmlns:wps="http://schemas.microsoft.com/office/word/2010/wordprocessingShape" mc:Ignorable="w14 w15 w16se wp14">
+<w:numbering xmlns:wpc="http://schemas.microsoft.com/office/word/2010/wordprocessingCanvas" xmlns:cx="http://schemas.microsoft.com/office/drawing/2014/chartex" xmlns:cx1="http://schemas.microsoft.com/office/drawing/2015/9/8/chartex" xmlns:cx2="http://schemas.microsoft.com/office/drawing/2015/10/21/chartex" xmlns:cx3="http://schemas.microsoft.com/office/drawing/2016/5/9/chartex" xmlns:cx4="http://schemas.microsoft.com/office/drawing/2016/5/10/chartex" xmlns:cx5="http://schemas.microsoft.com/office/drawing/2016/5/11/chartex" xmlns:cx6="http://schemas.microsoft.com/office/drawing/2016/5/12/chartex" xmlns:cx7="http://schemas.microsoft.com/office/drawing/2016/5/13/chartex" xmlns:cx8="http://schemas.microsoft.com/office/drawing/2016/5/14/chartex" xmlns:mc="http://schemas.openxmlformats.org/markup-compatibility/2006" xmlns:aink="http://schemas.microsoft.com/office/drawing/2016/ink" xmlns:am3d="http://schemas.microsoft.com/office/drawing/2017/model3d" xmlns:o="urn:schemas-microsoft-com:office:office" xmlns:oel="http://schemas.microsoft.com/office/2019/extlst" xmlns:r="http://schemas.openxmlformats.org/officeDocument/2006/relationships" xmlns:m="http://schemas.openxmlformats.org/officeDocument/2006/math" xmlns:v="urn:schemas-microsoft-com:vml" xmlns:wp14="http://schemas.microsoft.com/office/word/2010/wordprocessingDrawing" xmlns:wp="http://schemas.openxmlformats.org/drawingml/2006/wordprocessingDrawing" xmlns:w10="urn:schemas-microsoft-com:office:word" xmlns:w="http://schemas.openxmlformats.org/wordprocessingml/2006/main" xmlns:w14="http://schemas.microsoft.com/office/word/2010/wordml" xmlns:w15="http://schemas.microsoft.com/office/word/2012/wordml" xmlns:w16cex="http://schemas.microsoft.com/office/word/2018/wordml/cex" xmlns:w16cid="http://schemas.microsoft.com/office/word/2016/wordml/cid" xmlns:w16="http://schemas.microsoft.com/office/word/2018/wordml" xmlns:w16du="http://schemas.microsoft.com/office/word/2023/wordml/word16du" xmlns:w16sdtdh="http://schemas.microsoft.com/office/word/2020/wordml/sdtdatahash" xmlns:w16se="http://schemas.microsoft.com/office/word/2015/wordml/symex" xmlns:wpg="http://schemas.microsoft.com/office/word/2010/wordprocessingGroup" xmlns:wpi="http://schemas.microsoft.com/office/word/2010/wordprocessingInk" xmlns:wne="http://schemas.microsoft.com/office/word/2006/wordml" xmlns:wps="http://schemas.microsoft.com/office/word/2010/wordprocessingShape" mc:Ignorable="w14 w15 w16se w16cid w16 w16cex w16sdtdh w16du wp14">
   <w:abstractNum w:abstractNumId="0" w15:restartNumberingAfterBreak="0">
     <w:nsid w:val="035D2C95"/>
     <w:multiLevelType w:val="singleLevel"/>
@@ -7057,52 +7062,52 @@
       </w:rPr>
     </w:lvl>
   </w:abstractNum>
-  <w:num w:numId="1">
+  <w:num w:numId="1" w16cid:durableId="2143689042">
     <w:abstractNumId w:val="3"/>
   </w:num>
-  <w:num w:numId="2">
+  <w:num w:numId="2" w16cid:durableId="1222061317">
     <w:abstractNumId w:val="10"/>
   </w:num>
-  <w:num w:numId="3">
+  <w:num w:numId="3" w16cid:durableId="770707561">
     <w:abstractNumId w:val="8"/>
   </w:num>
-  <w:num w:numId="4">
+  <w:num w:numId="4" w16cid:durableId="416248022">
     <w:abstractNumId w:val="4"/>
   </w:num>
-  <w:num w:numId="5">
+  <w:num w:numId="5" w16cid:durableId="1779790853">
     <w:abstractNumId w:val="18"/>
   </w:num>
-  <w:num w:numId="6">
+  <w:num w:numId="6" w16cid:durableId="1575555086">
     <w:abstractNumId w:val="7"/>
   </w:num>
-  <w:num w:numId="7">
+  <w:num w:numId="7" w16cid:durableId="1053503222">
     <w:abstractNumId w:val="2"/>
   </w:num>
-  <w:num w:numId="8">
+  <w:num w:numId="8" w16cid:durableId="1979533393">
     <w:abstractNumId w:val="12"/>
   </w:num>
-  <w:num w:numId="9">
+  <w:num w:numId="9" w16cid:durableId="187959687">
     <w:abstractNumId w:val="13"/>
   </w:num>
-  <w:num w:numId="10">
+  <w:num w:numId="10" w16cid:durableId="1382361643">
     <w:abstractNumId w:val="9"/>
   </w:num>
-  <w:num w:numId="11">
+  <w:num w:numId="11" w16cid:durableId="1482040778">
     <w:abstractNumId w:val="5"/>
   </w:num>
-  <w:num w:numId="12">
+  <w:num w:numId="12" w16cid:durableId="1785660099">
     <w:abstractNumId w:val="16"/>
   </w:num>
-  <w:num w:numId="13">
+  <w:num w:numId="13" w16cid:durableId="790515137">
     <w:abstractNumId w:val="0"/>
   </w:num>
-  <w:num w:numId="14">
+  <w:num w:numId="14" w16cid:durableId="1648826536">
     <w:abstractNumId w:val="17"/>
   </w:num>
-  <w:num w:numId="15">
+  <w:num w:numId="15" w16cid:durableId="65037402">
     <w:abstractNumId w:val="1"/>
   </w:num>
-  <w:num w:numId="16">
+  <w:num w:numId="16" w16cid:durableId="1141338824">
     <w:abstractNumId w:val="1"/>
     <w:lvlOverride w:ilvl="0">
       <w:lvl w:ilvl="0">
@@ -7124,23 +7129,23 @@
       </w:lvl>
     </w:lvlOverride>
   </w:num>
-  <w:num w:numId="17">
+  <w:num w:numId="17" w16cid:durableId="203451006">
     <w:abstractNumId w:val="15"/>
   </w:num>
-  <w:num w:numId="18">
+  <w:num w:numId="18" w16cid:durableId="135491934">
     <w:abstractNumId w:val="11"/>
   </w:num>
-  <w:num w:numId="19">
+  <w:num w:numId="19" w16cid:durableId="1417091114">
     <w:abstractNumId w:val="6"/>
   </w:num>
-  <w:num w:numId="20">
+  <w:num w:numId="20" w16cid:durableId="1590507111">
     <w:abstractNumId w:val="14"/>
   </w:num>
 </w:numbering>
 </file>
 
 <file path=word/styles.xml><?xml version="1.0" encoding="utf-8"?>
-<w:styles xmlns:mc="http://schemas.openxmlformats.org/markup-compatibility/2006" xmlns:r="http://schemas.openxmlformats.org/officeDocument/2006/relationships" xmlns:w="http://schemas.openxmlformats.org/wordprocessingml/2006/main" xmlns:w14="http://schemas.microsoft.com/office/word/2010/wordml" xmlns:w15="http://schemas.microsoft.com/office/word/2012/wordml" xmlns:w16se="http://schemas.microsoft.com/office/word/2015/wordml/symex" mc:Ignorable="w14 w15 w16se">
+<w:styles xmlns:mc="http://schemas.openxmlformats.org/markup-compatibility/2006" xmlns:r="http://schemas.openxmlformats.org/officeDocument/2006/relationships" xmlns:w="http://schemas.openxmlformats.org/wordprocessingml/2006/main" xmlns:w14="http://schemas.microsoft.com/office/word/2010/wordml" xmlns:w15="http://schemas.microsoft.com/office/word/2012/wordml" xmlns:w16cex="http://schemas.microsoft.com/office/word/2018/wordml/cex" xmlns:w16cid="http://schemas.microsoft.com/office/word/2016/wordml/cid" xmlns:w16="http://schemas.microsoft.com/office/word/2018/wordml" xmlns:w16du="http://schemas.microsoft.com/office/word/2023/wordml/word16du" xmlns:w16sdtdh="http://schemas.microsoft.com/office/word/2020/wordml/sdtdatahash" xmlns:w16se="http://schemas.microsoft.com/office/word/2015/wordml/symex" mc:Ignorable="w14 w15 w16se w16cid w16 w16cex w16sdtdh w16du">
   <w:docDefaults>
     <w:rPrDefault>
       <w:rPr>
@@ -7158,7 +7163,7 @@
       </w:pPr>
     </w:pPrDefault>
   </w:docDefaults>
-  <w:latentStyles w:defLockedState="0" w:defUIPriority="99" w:defSemiHidden="0" w:defUnhideWhenUsed="0" w:defQFormat="0" w:count="371">
+  <w:latentStyles w:defLockedState="0" w:defUIPriority="99" w:defSemiHidden="0" w:defUnhideWhenUsed="0" w:defQFormat="0" w:count="376">
     <w:lsdException w:name="Normal" w:uiPriority="0" w:qFormat="1"/>
     <w:lsdException w:name="heading 1" w:uiPriority="0" w:qFormat="1"/>
     <w:lsdException w:name="heading 2" w:semiHidden="1" w:uiPriority="0" w:unhideWhenUsed="1" w:qFormat="1"/>
@@ -7530,6 +7535,11 @@
     <w:lsdException w:name="List Table 5 Dark Accent 6" w:uiPriority="50"/>
     <w:lsdException w:name="List Table 6 Colorful Accent 6" w:uiPriority="51"/>
     <w:lsdException w:name="List Table 7 Colorful Accent 6" w:uiPriority="52"/>
+    <w:lsdException w:name="Mention" w:semiHidden="1" w:unhideWhenUsed="1"/>
+    <w:lsdException w:name="Smart Hyperlink" w:semiHidden="1" w:unhideWhenUsed="1"/>
+    <w:lsdException w:name="Hashtag" w:semiHidden="1" w:unhideWhenUsed="1"/>
+    <w:lsdException w:name="Unresolved Mention" w:semiHidden="1" w:unhideWhenUsed="1"/>
+    <w:lsdException w:name="Smart Link" w:semiHidden="1" w:unhideWhenUsed="1"/>
   </w:latentStyles>
   <w:style w:type="paragraph" w:default="1" w:styleId="Normal">
     <w:name w:val="Normal"/>
